--- a/materialien/Warm-up/DD_Warm-up-Karten_A1.docx
+++ b/materialien/Warm-up/DD_Warm-up-Karten_A1.docx
@@ -405,7 +405,7 @@
               <w:spacing w:after="60"/>
             </w:pPr>
             <w:r>
-              <w:t xml:space="preserve">Benenne </w:t>
+              <w:t xml:space="preserve">Gib für </w:t>
             </w:r>
             <w:r>
               <w:rPr>
@@ -441,7 +441,7 @@
               <w:t>Attributwert</w:t>
             </w:r>
             <w:r>
-              <w:t xml:space="preserve"> jeweils an einem Beispiel.</w:t>
+              <w:t xml:space="preserve"> jeweils ein Beispiel an.</w:t>
             </w:r>
           </w:p>
           <w:p>
@@ -783,7 +783,7 @@
               <w:spacing w:after="60"/>
             </w:pPr>
             <w:r>
-              <w:t>Notiere eine Abfrage, die Bezeichnung, Kategorie und Wert aller Fundsachen ausgibt – sortiert nach Kategorie aufsteigend, innerhalb einer Kategorie nach Wert absteigend.</w:t>
+              <w:t>Entwirf eine Abfrage, die Bezeichnung, Kategorie und Wert aller Fundsachen ausgibt – sortiert nach Kategorie aufsteigend, innerhalb einer Kategorie nach Wert absteigend.</w:t>
             </w:r>
           </w:p>
           <w:p>
@@ -1104,7 +1104,7 @@
               <w:spacing w:after="60"/>
             </w:pPr>
             <w:r>
-              <w:t>Erkläre, warum diese Abfrage keine Zeile liefert, und korrigiere die Bedingung.</w:t>
+              <w:t>Erläutere, warum diese Abfrage keine Zeile liefert, und verändere die Bedingung so, dass sie korrekt ist.</w:t>
             </w:r>
           </w:p>
           <w:p>
@@ -1251,7 +1251,7 @@
               <w:t>BETWEEN '2026-09-01' AND '2026-09-30'</w:t>
             </w:r>
             <w:r>
-              <w:t xml:space="preserve"> erfasst? Korrigiere außerdem die beiden falsch notierten Datumsliterale in der Abfrage.</w:t>
+              <w:t xml:space="preserve"> erfasst? Verändere außerdem die beiden falsch notierten Datumsliterale in der Abfrage so, dass sie korrekt sind.</w:t>
             </w:r>
           </w:p>
           <w:p>
@@ -1355,7 +1355,7 @@
               <w:spacing w:after="60"/>
             </w:pPr>
             <w:r>
-              <w:t xml:space="preserve">Notiere eine Abfrage für die drei wertvollsten </w:t>
+              <w:t xml:space="preserve">Entwirf eine Abfrage für die drei wertvollsten </w:t>
             </w:r>
             <w:r>
               <w:rPr>
